--- a/tests/fixtures/sources/fonts-missing.docx
+++ b/tests/fixtures/sources/fonts-missing.docx
@@ -76,7 +76,7 @@
       <w:spacing w:before="240" w:after="120"/>
     </w:pPr>
     <w:rPr>
-      <w:rFonts w:ascii="Liberation Sans" w:hAnsi="Liberation Sans" w:eastAsia="Microsoft YaHei" w:cs="Lucida Sans"/>
+      <w:rFonts w:ascii="Liberation Sans" w:hAnsi="Liberation Sans" w:eastAsia="Noto Sans CJK SC" w:cs="Lucida Sans"/>
       <w:sz w:val="28"/>
       <w:szCs w:val="28"/>
     </w:rPr>
